--- a/companies/calderwood-partners/Engagements/Poole, Mcknight and Rush/2019.05.30 - Status Report - Poole, Mcknight and Rush v2 FINAL.docx
+++ b/companies/calderwood-partners/Engagements/Poole, Mcknight and Rush/2019.05.30 - Status Report - Poole, Mcknight and Rush v2 FINAL.docx
@@ -7,12 +7,39 @@
         <w:pStyle w:val="Heading1"/>
       </w:pPr>
       <w:r>
-        <w:t>Status Report: Capital Allocation Review for Poole, Mcknight and Rush</w:t>
+        <w:t>Capital Allocation Review for Poole, Mcknight and Rush</w:t>
       </w:r>
     </w:p>
     <w:p>
+      <w:pPr>
+        <w:pStyle w:val="ListBullet"/>
+      </w:pPr>
       <w:r>
-        <w:t>Prepared by Brenda Clayton, with Deborah Jimenez. This report covers the period since the last update and sets out where the review for Poole, Mcknight and Rush stands at its midpoint: what is finished, what comes next, and the two matters that could still move the outcome.</w:t>
+        <w:t>Progress report for the client's executive team</w:t>
+      </w:r>
+    </w:p>
+    <w:p>
+      <w:pPr>
+        <w:pStyle w:val="ListBullet"/>
+      </w:pPr>
+      <w:r>
+        <w:t>Prepared by Brenda Clayton, Consultant</w:t>
+      </w:r>
+    </w:p>
+    <w:p>
+      <w:pPr>
+        <w:pStyle w:val="ListBullet"/>
+      </w:pPr>
+      <w:r>
+        <w:t>Engagement Manager, Deborah Jimenez</w:t>
+      </w:r>
+    </w:p>
+    <w:p>
+      <w:pPr>
+        <w:pStyle w:val="ListBullet"/>
+      </w:pPr>
+      <w:r>
+        <w:t>Status as of the midpoint of the review</w:t>
       </w:r>
     </w:p>
     <w:p>
@@ -20,12 +47,17 @@
         <w:pStyle w:val="Heading2"/>
       </w:pPr>
       <w:r>
-        <w:t>Where the work stands</w:t>
+        <w:t>Where things stand</w:t>
       </w:r>
     </w:p>
     <w:p>
       <w:r>
-        <w:t>We are about halfway through the engagement and on schedule. The current-state work is complete. We have documented how capital moves through the business, from the point a request is raised to the point it is funded, and we have assembled where the capital has actually gone over recent years. With that in hand we have started the assessment of how the client decides between competing requests. That assessment is the analytical core of the review and the piece the recommendation will rest on, and it is where most of the remaining effort will go. The work is being delivered within the fixed fee of $80,500, and nothing in the picture so far puts that at risk.</w:t>
+        <w:t>The review is at its midpoint and on schedule. The current-deployment map and the returns-on-capital work are largely built, and the picture of where the company earns on its capital is now firm enough to reason from. The reallocation options are not yet framed, and none should be read into this report. We remain within the fixed budget of $80,500, with no change to scope and no expenses beyond the ordinary travel to your sites.</w:t>
+      </w:r>
+    </w:p>
+    <w:p>
+      <w:r>
+        <w:t>What has changed since the last update is that the analysis has moved from gathering to measurement. The registers are reconciled, the returns are cut, and the questions in front of us are now about what the numbers mean rather than whether we have them. That is the point in an engagement of this kind where the useful arguments start.</w:t>
       </w:r>
     </w:p>
     <w:p>
@@ -37,43 +69,18 @@
       </w:r>
     </w:p>
     <w:p>
-      <w:pPr>
-        <w:pStyle w:val="ListBullet"/>
-      </w:pPr>
       <w:r>
-        <w:t>Completed the map of the capital process, from how a request is raised through funding and, where it happens, the review that follows once the money is spent. The last step turned out to be the weakest documented, and we have said so plainly rather than smooth it over.</w:t>
+        <w:t>We mapped where the company's capital sits today, business by business, and reconciled it to the asset and capital registers so the totals tie to numbers your finance staff already recognize. The reconciliation held for every business but one, where two months came through at the segment total; that gap is now closed. We tied committed capital to returns for every business but the smallest, which rests on too short a base to call firm and needs a longer history before we will present it.</w:t>
       </w:r>
     </w:p>
     <w:p>
-      <w:pPr>
-        <w:pStyle w:val="ListBullet"/>
-      </w:pPr>
       <w:r>
-        <w:t>Reconciled the spending history across all units, including the one whose records arrived late. The combined view is now whole and carries a firm total rather than a qualified one, so the analysis that follows rests on a complete base.</w:t>
+        <w:t>We also documented how reinvestment is decided today and where the stated hurdle rate is applied unevenly across the businesses. Some commitments clear on strategic grounds the hurdle never tests, and we have set the stated policy and the actual practice side by side so the difference is visible. Deborah Jimenez held two working sessions with your team over the period, and the current-state read now matches what your operators recognize as their own.</w:t>
       </w:r>
     </w:p>
     <w:p>
-      <w:pPr>
-        <w:pStyle w:val="ListBullet"/>
-      </w:pPr>
       <w:r>
-        <w:t>Documented the criteria in use across the business and where they diverge. The divergence is real and material: the same request would clear in one unit and stall in another, because the units do not weigh requests the same way or against the same thresholds.</w:t>
-      </w:r>
-    </w:p>
-    <w:p>
-      <w:pPr>
-        <w:pStyle w:val="ListBullet"/>
-      </w:pPr>
-      <w:r>
-        <w:t>Mapped the approval thresholds unit by unit, so the governance recommendation will rest on how decisions are actually made rather than on how the policy reads on paper.</w:t>
-      </w:r>
-    </w:p>
-    <w:p>
-      <w:pPr>
-        <w:pStyle w:val="ListBullet"/>
-      </w:pPr>
-      <w:r>
-        <w:t>Confirmed the units in scope with the client, so the review covers the business the engagement letter described and does not drift into parts of it we were not asked to examine.</w:t>
+        <w:t>Two findings are worth setting down plainly, though both remain provisional until the returns close. The committed capital is concentrated: the two largest businesses hold most of it, and the rest is spread thin. And the returns on that capital diverge sharply, with two businesses earning well above the hurdle and one below it. We present these as measurements, not yet as conclusions about what to do, and we will not turn a measurement into a recommendation before the evidence has earned it.</w:t>
       </w:r>
     </w:p>
     <w:p>
@@ -81,31 +88,12 @@
         <w:pStyle w:val="Heading2"/>
       </w:pPr>
       <w:r>
-        <w:t>The period ahead</w:t>
+        <w:t>Coming up</w:t>
       </w:r>
     </w:p>
     <w:p>
-      <w:pPr>
-        <w:pStyle w:val="ListBullet"/>
-      </w:pPr>
       <w:r>
-        <w:t>Design the method for ranking capital requests, so that one standard applies across the business rather than a different one in each unit. The method has to be plain enough that the client's own staff can apply it once we are gone.</w:t>
-      </w:r>
-    </w:p>
-    <w:p>
-      <w:pPr>
-        <w:pStyle w:val="ListBullet"/>
-      </w:pPr>
-      <w:r>
-        <w:t>Draft the governance process: who decides, at what threshold, on what record, and how a decision is revisited once the capital is committed. The weak post-investment step we found is part of what this has to correct.</w:t>
-      </w:r>
-    </w:p>
-    <w:p>
-      <w:pPr>
-        <w:pStyle w:val="ListBullet"/>
-      </w:pPr>
-      <w:r>
-        <w:t>Bring the first recommendations to the next working session, labeled as recommendations and kept separate from the findings that stand behind them, so that neither is mistaken for the other.</w:t>
+        <w:t>Next we close the returns work on the smallest business and settle the shared-overhead allocation, which is the last thing holding the business-level returns as provisional. From there we frame the reallocation options, each with what it would require and what it could return, for discussion and not for decision. We expect to bring the closed current-state read and a first option set to the next working session, and to rank the options only after that discussion, not before it.</w:t>
       </w:r>
     </w:p>
     <w:p>
@@ -113,17 +101,30 @@
         <w:pStyle w:val="Heading2"/>
       </w:pPr>
       <w:r>
-        <w:t>Risks</w:t>
+        <w:t>Budget and expenses</w:t>
       </w:r>
     </w:p>
     <w:p>
       <w:r>
-        <w:t>Two risks are worth naming, and both are being managed. The first was data: one unit's records arrived late and held up the spending history. They are now in, the history is reconciled, and that risk is closed. The second is more substantial. The criteria vary so widely across the business that a single ranking method will change how some units have long worked, and a method the client will not adopt is of no use. Deborah Jimenez is confirming where the real decision rights sit, so that the recommendation fits the client's actual authority rather than an idealized version of it. On cost there is no risk to report: the work remains within the fixed fee of $80,500, and the remaining effort is scoped against it.</w:t>
+        <w:t>The engagement is a fixed-fee arrangement, and nothing in the work to date changes that. We are billing the fixed fee of $80,500 in equal monthly installments, as the engagement letter set out, and at the midpoint we are on that schedule with no overrun. Expenses have been limited to travel to your sites, billed at cost. We do not foresee anything that would carry the work beyond the fixed fee, and were that ever to change, we would tell you as soon as we saw it coming.</w:t>
+      </w:r>
+    </w:p>
+    <w:p>
+      <w:pPr>
+        <w:pStyle w:val="Heading2"/>
+      </w:pPr>
+      <w:r>
+        <w:t>What could move the schedule</w:t>
       </w:r>
     </w:p>
     <w:p>
       <w:r>
-        <w:t>The next report will accompany the first recommendations. If anything in this one warrants discussion before then, Deborah Jimenez or I will make the time for it.</w:t>
+        <w:t>Two risks are worth naming now, while there is time to act on them. First, the overhead allocation is contested inside the company, and until it is settled the returns carry a range rather than a point. Second, the project-level detail for one business is still outstanding; without it, the option work there will rest on business totals and read coarser than the rest. Neither threatens the budget, but either could move the option framing by a week if it slips.</w:t>
+      </w:r>
+    </w:p>
+    <w:p>
+      <w:r>
+        <w:t>The one thing we need from your side is the outstanding project-level detail. With it in hand, the option framing holds its current date.</w:t>
       </w:r>
     </w:p>
     <w:sectPr>
